--- a/ENTRE-DEUX/docs/Guide_Cinematiques_LIMINAL.docx
+++ b/ENTRE-DEUX/docs/Guide_Cinematiques_LIMINAL.docx
@@ -1908,6 +1908,210 @@
         <w:rPr>
           <w:color w:val="6E5AC8"/>
         </w:rPr>
+        <w:t>Famille « Audio »</w:t>
+      </w:r>
+    </w:p>
+    <w:tbl>
+      <w:tblPr>
+        <w:tblStyle w:val="LightGrid-Accent4"/>
+        <w:tblW w:type="auto" w:w="0"/>
+        <w:tblLook w:firstColumn="1" w:firstRow="1" w:lastColumn="0" w:lastRow="0" w:noHBand="0" w:noVBand="1" w:val="04A0"/>
+      </w:tblPr>
+      <w:tblGrid>
+        <w:gridCol w:w="3216"/>
+        <w:gridCol w:w="3216"/>
+        <w:gridCol w:w="3216"/>
+      </w:tblGrid>
+      <w:tr>
+        <w:tc>
+          <w:tcPr>
+            <w:tcW w:type="dxa" w:w="3216"/>
+          </w:tcPr>
+          <w:p>
+            <w:r/>
+            <w:r>
+              <w:rPr>
+                <w:b/>
+                <w:color w:val="403080"/>
+              </w:rPr>
+              <w:t>Action</w:t>
+            </w:r>
+          </w:p>
+        </w:tc>
+        <w:tc>
+          <w:tcPr>
+            <w:tcW w:type="dxa" w:w="3216"/>
+          </w:tcPr>
+          <w:p>
+            <w:r/>
+            <w:r>
+              <w:rPr>
+                <w:b/>
+                <w:color w:val="403080"/>
+              </w:rPr>
+              <w:t>Champs</w:t>
+            </w:r>
+          </w:p>
+        </w:tc>
+        <w:tc>
+          <w:tcPr>
+            <w:tcW w:type="dxa" w:w="3216"/>
+          </w:tcPr>
+          <w:p>
+            <w:r/>
+            <w:r>
+              <w:rPr>
+                <w:b/>
+                <w:color w:val="403080"/>
+              </w:rPr>
+              <w:t>Effet</w:t>
+            </w:r>
+          </w:p>
+        </w:tc>
+      </w:tr>
+      <w:tr>
+        <w:tc>
+          <w:tcPr>
+            <w:tcW w:type="dxa" w:w="3216"/>
+          </w:tcPr>
+          <w:p>
+            <w:r>
+              <w:t>Musique : transition</w:t>
+            </w:r>
+          </w:p>
+        </w:tc>
+        <w:tc>
+          <w:tcPr>
+            <w:tcW w:type="dxa" w:w="3216"/>
+          </w:tcPr>
+          <w:p>
+            <w:r>
+              <w:t>chemin, volume, fadeout_ms, fadein_ms</w:t>
+            </w:r>
+          </w:p>
+        </w:tc>
+        <w:tc>
+          <w:tcPr>
+            <w:tcW w:type="dxa" w:w="3216"/>
+          </w:tcPr>
+          <w:p>
+            <w:r>
+              <w:t>Bascule vers une autre piste musicale avec fondu. Chemin vide = silence (fadeout seul).</w:t>
+            </w:r>
+          </w:p>
+        </w:tc>
+      </w:tr>
+    </w:tbl>
+    <w:p>
+      <w:pPr>
+        <w:pStyle w:val="Heading2"/>
+      </w:pPr>
+      <w:r>
+        <w:rPr>
+          <w:color w:val="6E5AC8"/>
+        </w:rPr>
+        <w:t>Famille « Interaction »</w:t>
+      </w:r>
+    </w:p>
+    <w:tbl>
+      <w:tblPr>
+        <w:tblStyle w:val="LightGrid-Accent4"/>
+        <w:tblW w:type="auto" w:w="0"/>
+        <w:tblLook w:firstColumn="1" w:firstRow="1" w:lastColumn="0" w:lastRow="0" w:noHBand="0" w:noVBand="1" w:val="04A0"/>
+      </w:tblPr>
+      <w:tblGrid>
+        <w:gridCol w:w="3216"/>
+        <w:gridCol w:w="3216"/>
+        <w:gridCol w:w="3216"/>
+      </w:tblGrid>
+      <w:tr>
+        <w:tc>
+          <w:tcPr>
+            <w:tcW w:type="dxa" w:w="3216"/>
+          </w:tcPr>
+          <w:p>
+            <w:r/>
+            <w:r>
+              <w:rPr>
+                <w:b/>
+                <w:color w:val="403080"/>
+              </w:rPr>
+              <w:t>Action</w:t>
+            </w:r>
+          </w:p>
+        </w:tc>
+        <w:tc>
+          <w:tcPr>
+            <w:tcW w:type="dxa" w:w="3216"/>
+          </w:tcPr>
+          <w:p>
+            <w:r/>
+            <w:r>
+              <w:rPr>
+                <w:b/>
+                <w:color w:val="403080"/>
+              </w:rPr>
+              <w:t>Champs</w:t>
+            </w:r>
+          </w:p>
+        </w:tc>
+        <w:tc>
+          <w:tcPr>
+            <w:tcW w:type="dxa" w:w="3216"/>
+          </w:tcPr>
+          <w:p>
+            <w:r/>
+            <w:r>
+              <w:rPr>
+                <w:b/>
+                <w:color w:val="403080"/>
+              </w:rPr>
+              <w:t>Effet</w:t>
+            </w:r>
+          </w:p>
+        </w:tc>
+      </w:tr>
+      <w:tr>
+        <w:tc>
+          <w:tcPr>
+            <w:tcW w:type="dxa" w:w="3216"/>
+          </w:tcPr>
+          <w:p>
+            <w:r>
+              <w:t>Attendre une touche du joueur</w:t>
+            </w:r>
+          </w:p>
+        </w:tc>
+        <w:tc>
+          <w:tcPr>
+            <w:tcW w:type="dxa" w:w="3216"/>
+          </w:tcPr>
+          <w:p>
+            <w:r>
+              <w:t>touche, timeout</w:t>
+            </w:r>
+          </w:p>
+        </w:tc>
+        <w:tc>
+          <w:tcPr>
+            <w:tcW w:type="dxa" w:w="3216"/>
+          </w:tcPr>
+          <w:p>
+            <w:r>
+              <w:t>Pause la cinématique jusqu'à appui. touche = « any » / « space » / « enter ». timeout=0 → attend indéfiniment.</w:t>
+            </w:r>
+          </w:p>
+        </w:tc>
+      </w:tr>
+    </w:tbl>
+    <w:p>
+      <w:pPr>
+        <w:pStyle w:val="Heading2"/>
+      </w:pPr>
+      <w:r>
+        <w:rPr>
+          <w:color w:val="6E5AC8"/>
+        </w:rPr>
         <w:t>Famille « Hybride cinématique / gameplay »</w:t>
       </w:r>
     </w:p>
@@ -2426,6 +2630,76 @@
           <w:i w:val="0"/>
         </w:rPr>
         <w:t>Quand tu édites un champ x ou y dans une cinématique, tu peux appuyer sur P : la coordonnée MONDE de la souris est prise automatiquement. Idéal pour positionner un PNJ où le joueur a cliqué.</w:t>
+      </w:r>
+    </w:p>
+    <w:p>
+      <w:pPr>
+        <w:pStyle w:val="Heading2"/>
+      </w:pPr>
+      <w:r>
+        <w:rPr>
+          <w:color w:val="6E5AC8"/>
+        </w:rPr>
+        <w:t>Panneau debug des story flags (F5 en mode éditeur)</w:t>
+      </w:r>
+    </w:p>
+    <w:p>
+      <w:r>
+        <w:rPr>
+          <w:b w:val="0"/>
+          <w:i w:val="0"/>
+        </w:rPr>
+        <w:t>En mode éditeur, appuie sur F5 pour ouvrir l'overlay qui liste TOUS les flags posés. Ça permet de :</w:t>
+      </w:r>
+    </w:p>
+    <w:p>
+      <w:pPr>
+        <w:pStyle w:val="ListBullet"/>
+      </w:pPr>
+      <w:r>
+        <w:t>↑ ↓  : naviguer dans les flags.</w:t>
+      </w:r>
+    </w:p>
+    <w:p>
+      <w:pPr>
+        <w:pStyle w:val="ListBullet"/>
+      </w:pPr>
+      <w:r>
+        <w:t>T  : basculer le flag sélectionné (True ↔ False) — très utile pour TESTER les conditions de dialogue PNJ.</w:t>
+      </w:r>
+    </w:p>
+    <w:p>
+      <w:pPr>
+        <w:pStyle w:val="ListBullet"/>
+      </w:pPr>
+      <w:r>
+        <w:t>D  : supprimer un flag.</w:t>
+      </w:r>
+    </w:p>
+    <w:p>
+      <w:pPr>
+        <w:pStyle w:val="ListBullet"/>
+      </w:pPr>
+      <w:r>
+        <w:t>A  : ajouter un nouveau flag (saisie texte, Ctrl+V marche).</w:t>
+      </w:r>
+    </w:p>
+    <w:p>
+      <w:pPr>
+        <w:pStyle w:val="ListBullet"/>
+      </w:pPr>
+      <w:r>
+        <w:t>F5 ou Esc  : fermer.</w:t>
+      </w:r>
+    </w:p>
+    <w:p>
+      <w:r>
+        <w:rPr>
+          <w:b w:val="0"/>
+          <w:i/>
+          <w:color w:val="666677"/>
+        </w:rPr>
+        <w:t>Pratique pour ne PAS avoir à rejouer toute une cinématique pour tester si une conv PNJ se débloque correctement.</w:t>
       </w:r>
     </w:p>
     <w:p>
